--- a/PPAFE/16 GUIAS DE USUARIO/Participaciones y Aportaciones Federales y Estatales - Federales Acuerdos.docx
+++ b/PPAFE/16 GUIAS DE USUARIO/Participaciones y Aportaciones Federales y Estatales - Federales Acuerdos.docx
@@ -123,7 +123,7 @@
           <w:lang w:val="es-MX" w:eastAsia="es-MX"/>
         </w:rPr>
         <w:drawing>
-          <wp:anchor distT="0" distB="0" distL="114300" distR="114300" simplePos="0" relativeHeight="251805696" behindDoc="0" locked="0" layoutInCell="1" allowOverlap="1" wp14:anchorId="6F593B06" wp14:editId="20AA7799">
+          <wp:anchor distT="0" distB="0" distL="114300" distR="114300" simplePos="0" relativeHeight="251805696" behindDoc="0" locked="0" layoutInCell="1" allowOverlap="1" wp14:anchorId="6F593B06" wp14:editId="5F8E1A8A">
             <wp:simplePos x="0" y="0"/>
             <wp:positionH relativeFrom="margin">
               <wp:posOffset>673617</wp:posOffset>
@@ -1209,7 +1209,7 @@
             </w:rPr>
             <w:fldChar w:fldCharType="separate"/>
           </w:r>
-          <w:hyperlink w:anchor="_Toc198889797" w:history="1">
+          <w:hyperlink w:anchor="_Toc214009987" w:history="1">
             <w:r>
               <w:rPr>
                 <w:rStyle w:val="Hyperlink"/>
@@ -1232,7 +1232,7 @@
               <w:rPr>
                 <w:webHidden/>
               </w:rPr>
-              <w:instrText xml:space="preserve"> PAGEREF _Toc198889797 \h </w:instrText>
+              <w:instrText xml:space="preserve"> PAGEREF _Toc214009987 \h </w:instrText>
             </w:r>
             <w:r>
               <w:rPr>
@@ -1271,7 +1271,7 @@
               <w14:ligatures w14:val="standardContextual"/>
             </w:rPr>
           </w:pPr>
-          <w:hyperlink w:anchor="_Toc198889798" w:history="1">
+          <w:hyperlink w:anchor="_Toc214009988" w:history="1">
             <w:r>
               <w:rPr>
                 <w:rStyle w:val="Hyperlink"/>
@@ -1294,7 +1294,7 @@
               <w:rPr>
                 <w:webHidden/>
               </w:rPr>
-              <w:instrText xml:space="preserve"> PAGEREF _Toc198889798 \h </w:instrText>
+              <w:instrText xml:space="preserve"> PAGEREF _Toc214009988 \h </w:instrText>
             </w:r>
             <w:r>
               <w:rPr>
@@ -1333,7 +1333,7 @@
               <w14:ligatures w14:val="standardContextual"/>
             </w:rPr>
           </w:pPr>
-          <w:hyperlink w:anchor="_Toc198889799" w:history="1">
+          <w:hyperlink w:anchor="_Toc214009989" w:history="1">
             <w:r>
               <w:rPr>
                 <w:rStyle w:val="Hyperlink"/>
@@ -1356,7 +1356,7 @@
               <w:rPr>
                 <w:webHidden/>
               </w:rPr>
-              <w:instrText xml:space="preserve"> PAGEREF _Toc198889799 \h </w:instrText>
+              <w:instrText xml:space="preserve"> PAGEREF _Toc214009989 \h </w:instrText>
             </w:r>
             <w:r>
               <w:rPr>
@@ -1395,13 +1395,13 @@
               <w14:ligatures w14:val="standardContextual"/>
             </w:rPr>
           </w:pPr>
-          <w:hyperlink w:anchor="_Toc198889800" w:history="1">
+          <w:hyperlink w:anchor="_Toc214009990" w:history="1">
             <w:r>
               <w:rPr>
                 <w:rStyle w:val="Hyperlink"/>
                 <w:bCs/>
               </w:rPr>
-              <w:t>PARTICIPACIONES FEDERALES ACUERDOS (PPAFE)</w:t>
+              <w:t>PARTICIPACIONES FEDERALES ACUERDOS</w:t>
             </w:r>
             <w:r>
               <w:rPr>
@@ -1419,7 +1419,7 @@
               <w:rPr>
                 <w:webHidden/>
               </w:rPr>
-              <w:instrText xml:space="preserve"> PAGEREF _Toc198889800 \h </w:instrText>
+              <w:instrText xml:space="preserve"> PAGEREF _Toc214009990 \h </w:instrText>
             </w:r>
             <w:r>
               <w:rPr>
@@ -1458,12 +1458,13 @@
               <w14:ligatures w14:val="standardContextual"/>
             </w:rPr>
           </w:pPr>
-          <w:hyperlink w:anchor="_Toc198889801" w:history="1">
+          <w:hyperlink w:anchor="_Toc214009991" w:history="1">
             <w:r>
               <w:rPr>
                 <w:rStyle w:val="Hyperlink"/>
-              </w:rPr>
-              <w:t>1.- Selección de Participaciones Federales Acuerdos</w:t>
+                <w:bCs/>
+              </w:rPr>
+              <w:t>(PPAFE)</w:t>
             </w:r>
             <w:r>
               <w:rPr>
@@ -1481,7 +1482,7 @@
               <w:rPr>
                 <w:webHidden/>
               </w:rPr>
-              <w:instrText xml:space="preserve"> PAGEREF _Toc198889801 \h </w:instrText>
+              <w:instrText xml:space="preserve"> PAGEREF _Toc214009991 \h </w:instrText>
             </w:r>
             <w:r>
               <w:rPr>
@@ -1498,7 +1499,7 @@
               <w:rPr>
                 <w:webHidden/>
               </w:rPr>
-              <w:t>5</w:t>
+              <w:t>4</w:t>
             </w:r>
             <w:r>
               <w:rPr>
@@ -1520,12 +1521,12 @@
               <w14:ligatures w14:val="standardContextual"/>
             </w:rPr>
           </w:pPr>
-          <w:hyperlink w:anchor="_Toc198889802" w:history="1">
+          <w:hyperlink w:anchor="_Toc214009992" w:history="1">
             <w:r>
               <w:rPr>
                 <w:rStyle w:val="Hyperlink"/>
               </w:rPr>
-              <w:t>2.- El “Usuario Capturador” podrá crear un nuevo registro de Participaciones Federales Acuerdos</w:t>
+              <w:t>1.- Selección de Participaciones Federales Acuerdos</w:t>
             </w:r>
             <w:r>
               <w:rPr>
@@ -1543,7 +1544,7 @@
               <w:rPr>
                 <w:webHidden/>
               </w:rPr>
-              <w:instrText xml:space="preserve"> PAGEREF _Toc198889802 \h </w:instrText>
+              <w:instrText xml:space="preserve"> PAGEREF _Toc214009992 \h </w:instrText>
             </w:r>
             <w:r>
               <w:rPr>
@@ -1560,7 +1561,7 @@
               <w:rPr>
                 <w:webHidden/>
               </w:rPr>
-              <w:t>6</w:t>
+              <w:t>5</w:t>
             </w:r>
             <w:r>
               <w:rPr>
@@ -1582,12 +1583,12 @@
               <w14:ligatures w14:val="standardContextual"/>
             </w:rPr>
           </w:pPr>
-          <w:hyperlink w:anchor="_Toc198889803" w:history="1">
+          <w:hyperlink w:anchor="_Toc214009993" w:history="1">
             <w:r>
               <w:rPr>
                 <w:rStyle w:val="Hyperlink"/>
               </w:rPr>
-              <w:t>3.- El “Usuario Revisor” podrá revisar los datos registrados para avanzar en el proceso</w:t>
+              <w:t>2.- El “Usuario Capturador” podrá crear un nuevo registro de Participaciones Federales Acuerdos</w:t>
             </w:r>
             <w:r>
               <w:rPr>
@@ -1605,7 +1606,7 @@
               <w:rPr>
                 <w:webHidden/>
               </w:rPr>
-              <w:instrText xml:space="preserve"> PAGEREF _Toc198889803 \h </w:instrText>
+              <w:instrText xml:space="preserve"> PAGEREF _Toc214009993 \h </w:instrText>
             </w:r>
             <w:r>
               <w:rPr>
@@ -1622,7 +1623,7 @@
               <w:rPr>
                 <w:webHidden/>
               </w:rPr>
-              <w:t>9</w:t>
+              <w:t>6</w:t>
             </w:r>
             <w:r>
               <w:rPr>
@@ -1644,12 +1645,12 @@
               <w14:ligatures w14:val="standardContextual"/>
             </w:rPr>
           </w:pPr>
-          <w:hyperlink w:anchor="_Toc198889804" w:history="1">
+          <w:hyperlink w:anchor="_Toc214009994" w:history="1">
             <w:r>
               <w:rPr>
                 <w:rStyle w:val="Hyperlink"/>
               </w:rPr>
-              <w:t>4.- El “Usuario Validador o Administrador” podrá validar los datos registrados para publicar la información</w:t>
+              <w:t>3.- El “Usuario Revisor” podrá revisar los datos registrados para avanzar en el proceso</w:t>
             </w:r>
             <w:r>
               <w:rPr>
@@ -1667,7 +1668,7 @@
               <w:rPr>
                 <w:webHidden/>
               </w:rPr>
-              <w:instrText xml:space="preserve"> PAGEREF _Toc198889804 \h </w:instrText>
+              <w:instrText xml:space="preserve"> PAGEREF _Toc214009994 \h </w:instrText>
             </w:r>
             <w:r>
               <w:rPr>
@@ -1684,7 +1685,7 @@
               <w:rPr>
                 <w:webHidden/>
               </w:rPr>
-              <w:t>11</w:t>
+              <w:t>9</w:t>
             </w:r>
             <w:r>
               <w:rPr>
@@ -1706,12 +1707,12 @@
               <w14:ligatures w14:val="standardContextual"/>
             </w:rPr>
           </w:pPr>
-          <w:hyperlink w:anchor="_Toc198889805" w:history="1">
+          <w:hyperlink w:anchor="_Toc214009995" w:history="1">
             <w:r>
               <w:rPr>
                 <w:rStyle w:val="Hyperlink"/>
               </w:rPr>
-              <w:t>5.- Consulta de estatus</w:t>
+              <w:t>4.- El “Usuario Validador o Administrador” podrá validar los datos registrados para publicar la información</w:t>
             </w:r>
             <w:r>
               <w:rPr>
@@ -1729,7 +1730,7 @@
               <w:rPr>
                 <w:webHidden/>
               </w:rPr>
-              <w:instrText xml:space="preserve"> PAGEREF _Toc198889805 \h </w:instrText>
+              <w:instrText xml:space="preserve"> PAGEREF _Toc214009995 \h </w:instrText>
             </w:r>
             <w:r>
               <w:rPr>
@@ -1746,7 +1747,131 @@
               <w:rPr>
                 <w:webHidden/>
               </w:rPr>
+              <w:t>11</w:t>
+            </w:r>
+            <w:r>
+              <w:rPr>
+                <w:webHidden/>
+              </w:rPr>
+              <w:fldChar w:fldCharType="end"/>
+            </w:r>
+          </w:hyperlink>
+        </w:p>
+        <w:p>
+          <w:pPr>
+            <w:pStyle w:val="TOC1"/>
+            <w:rPr>
+              <w:rFonts w:eastAsiaTheme="minorEastAsia" w:cstheme="minorBidi"/>
+              <w:kern w:val="2"/>
+              <w:sz w:val="24"/>
+              <w:szCs w:val="24"/>
+              <w:lang w:val="en-MX"/>
+              <w14:ligatures w14:val="standardContextual"/>
+            </w:rPr>
+          </w:pPr>
+          <w:hyperlink w:anchor="_Toc214009996" w:history="1">
+            <w:r>
+              <w:rPr>
+                <w:rStyle w:val="Hyperlink"/>
+              </w:rPr>
+              <w:t>5.- Para eliminar los datos registrados de Participaciones Federales - Acuerdos</w:t>
+            </w:r>
+            <w:r>
+              <w:rPr>
+                <w:webHidden/>
+              </w:rPr>
+              <w:tab/>
+            </w:r>
+            <w:r>
+              <w:rPr>
+                <w:webHidden/>
+              </w:rPr>
+              <w:fldChar w:fldCharType="begin"/>
+            </w:r>
+            <w:r>
+              <w:rPr>
+                <w:webHidden/>
+              </w:rPr>
+              <w:instrText xml:space="preserve"> PAGEREF _Toc214009996 \h </w:instrText>
+            </w:r>
+            <w:r>
+              <w:rPr>
+                <w:webHidden/>
+              </w:rPr>
+            </w:r>
+            <w:r>
+              <w:rPr>
+                <w:webHidden/>
+              </w:rPr>
+              <w:fldChar w:fldCharType="separate"/>
+            </w:r>
+            <w:r>
+              <w:rPr>
+                <w:webHidden/>
+              </w:rPr>
               <w:t>13</w:t>
+            </w:r>
+            <w:r>
+              <w:rPr>
+                <w:webHidden/>
+              </w:rPr>
+              <w:fldChar w:fldCharType="end"/>
+            </w:r>
+          </w:hyperlink>
+        </w:p>
+        <w:p>
+          <w:pPr>
+            <w:pStyle w:val="TOC1"/>
+            <w:rPr>
+              <w:rFonts w:eastAsiaTheme="minorEastAsia" w:cstheme="minorBidi"/>
+              <w:kern w:val="2"/>
+              <w:sz w:val="24"/>
+              <w:szCs w:val="24"/>
+              <w:lang w:val="en-MX"/>
+              <w14:ligatures w14:val="standardContextual"/>
+            </w:rPr>
+          </w:pPr>
+          <w:hyperlink w:anchor="_Toc214009997" w:history="1">
+            <w:r>
+              <w:rPr>
+                <w:rStyle w:val="Hyperlink"/>
+              </w:rPr>
+              <w:t>6.- Consulta de estatus</w:t>
+            </w:r>
+            <w:r>
+              <w:rPr>
+                <w:webHidden/>
+              </w:rPr>
+              <w:tab/>
+            </w:r>
+            <w:r>
+              <w:rPr>
+                <w:webHidden/>
+              </w:rPr>
+              <w:fldChar w:fldCharType="begin"/>
+            </w:r>
+            <w:r>
+              <w:rPr>
+                <w:webHidden/>
+              </w:rPr>
+              <w:instrText xml:space="preserve"> PAGEREF _Toc214009997 \h </w:instrText>
+            </w:r>
+            <w:r>
+              <w:rPr>
+                <w:webHidden/>
+              </w:rPr>
+            </w:r>
+            <w:r>
+              <w:rPr>
+                <w:webHidden/>
+              </w:rPr>
+              <w:fldChar w:fldCharType="separate"/>
+            </w:r>
+            <w:r>
+              <w:rPr>
+                <w:webHidden/>
+              </w:rPr>
+              <w:t>15</w:t>
             </w:r>
             <w:r>
               <w:rPr>
@@ -1884,7 +2009,6 @@
           <w:noProof/>
           <w:lang w:val="es-MX" w:eastAsia="es-MX"/>
         </w:rPr>
-        <w:lastRenderedPageBreak/>
         <mc:AlternateContent>
           <mc:Choice Requires="wps">
             <w:drawing>
@@ -2565,7 +2689,7 @@
         </w:rPr>
       </w:pPr>
       <w:bookmarkStart w:id="0" w:name="_Toc123297018"/>
-      <w:bookmarkStart w:id="1" w:name="_Toc198889797"/>
+      <w:bookmarkStart w:id="1" w:name="_Toc214009987"/>
       <w:r>
         <w:rPr>
           <w:rFonts w:cs="Arial"/>
@@ -2731,7 +2855,7 @@
         </w:rPr>
       </w:pPr>
       <w:bookmarkStart w:id="2" w:name="_Toc123297019"/>
-      <w:bookmarkStart w:id="3" w:name="_Toc198889798"/>
+      <w:bookmarkStart w:id="3" w:name="_Toc214009988"/>
       <w:r>
         <w:rPr>
           <w:rFonts w:cs="Arial"/>
@@ -2887,7 +3011,7 @@
         </w:rPr>
       </w:pPr>
       <w:bookmarkStart w:id="4" w:name="_Toc123297020"/>
-      <w:bookmarkStart w:id="5" w:name="_Toc198889799"/>
+      <w:bookmarkStart w:id="5" w:name="_Toc214009989"/>
       <w:r>
         <w:rPr>
           <w:rFonts w:cs="Arial"/>
@@ -3104,7 +3228,7 @@
           <w:szCs w:val="44"/>
         </w:rPr>
       </w:pPr>
-      <w:bookmarkStart w:id="6" w:name="_Toc198889800"/>
+      <w:bookmarkStart w:id="6" w:name="_Toc214009990"/>
       <w:r>
         <w:rPr>
           <w:rFonts w:cs="Arial"/>
@@ -3127,6 +3251,7 @@
         </w:rPr>
         <w:t>ACUERDOS</w:t>
       </w:r>
+      <w:bookmarkEnd w:id="6"/>
       <w:r>
         <w:rPr>
           <w:rFonts w:cs="Arial"/>
@@ -3152,6 +3277,7 @@
           <w:szCs w:val="44"/>
         </w:rPr>
       </w:pPr>
+      <w:bookmarkStart w:id="7" w:name="_Toc214009991"/>
       <w:r>
         <w:rPr>
           <w:rFonts w:cs="Arial"/>
@@ -3185,7 +3311,7 @@
         </w:rPr>
         <w:t>)</w:t>
       </w:r>
-      <w:bookmarkEnd w:id="6"/>
+      <w:bookmarkEnd w:id="7"/>
     </w:p>
     <w:p>
       <w:pPr>
@@ -3330,9 +3456,9 @@
           <w:color w:val="auto"/>
         </w:rPr>
       </w:pPr>
-      <w:bookmarkStart w:id="7" w:name="_Toc123565162"/>
-      <w:bookmarkStart w:id="8" w:name="_Toc124341669"/>
-      <w:bookmarkStart w:id="9" w:name="_Toc198889801"/>
+      <w:bookmarkStart w:id="8" w:name="_Toc123565162"/>
+      <w:bookmarkStart w:id="9" w:name="_Toc124341669"/>
+      <w:bookmarkStart w:id="10" w:name="_Toc214009992"/>
       <w:r>
         <w:rPr>
           <w:rFonts w:cs="Arial"/>
@@ -3341,8 +3467,8 @@
         </w:rPr>
         <w:t xml:space="preserve">1.- Selección de </w:t>
       </w:r>
-      <w:bookmarkEnd w:id="7"/>
       <w:bookmarkEnd w:id="8"/>
+      <w:bookmarkEnd w:id="9"/>
       <w:r>
         <w:rPr>
           <w:rFonts w:cs="Arial"/>
@@ -3359,7 +3485,7 @@
         </w:rPr>
         <w:t>Acuerdos</w:t>
       </w:r>
-      <w:bookmarkEnd w:id="9"/>
+      <w:bookmarkEnd w:id="10"/>
     </w:p>
     <w:p>
       <w:r>
@@ -3930,16 +4056,15 @@
           <w:color w:val="auto"/>
         </w:rPr>
       </w:pPr>
-      <w:bookmarkStart w:id="10" w:name="_Toc123565163"/>
-      <w:bookmarkStart w:id="11" w:name="_Toc124341670"/>
-      <w:bookmarkStart w:id="12" w:name="_Toc198889802"/>
+      <w:bookmarkStart w:id="11" w:name="_Toc123565163"/>
+      <w:bookmarkStart w:id="12" w:name="_Toc124341670"/>
+      <w:bookmarkStart w:id="13" w:name="_Toc214009993"/>
       <w:r>
         <w:rPr>
           <w:rFonts w:cs="Arial"/>
           <w:b w:val="0"/>
           <w:color w:val="auto"/>
         </w:rPr>
-        <w:lastRenderedPageBreak/>
         <w:t xml:space="preserve">2.- </w:t>
       </w:r>
       <w:r>
@@ -3958,8 +4083,8 @@
         </w:rPr>
         <w:t xml:space="preserve">rear un nuevo </w:t>
       </w:r>
-      <w:bookmarkEnd w:id="10"/>
       <w:bookmarkEnd w:id="11"/>
+      <w:bookmarkEnd w:id="12"/>
       <w:r>
         <w:rPr>
           <w:rFonts w:cs="Arial"/>
@@ -3984,7 +4109,7 @@
         </w:rPr>
         <w:t>Acuerdos</w:t>
       </w:r>
-      <w:bookmarkEnd w:id="12"/>
+      <w:bookmarkEnd w:id="13"/>
     </w:p>
     <w:p>
       <w:pPr>
@@ -4093,13 +4218,13 @@
         <mc:AlternateContent>
           <mc:Choice Requires="wps">
             <w:drawing>
-              <wp:anchor distT="0" distB="0" distL="114300" distR="114300" simplePos="0" relativeHeight="251816960" behindDoc="0" locked="0" layoutInCell="1" allowOverlap="1" wp14:anchorId="44E3B6D9" wp14:editId="42B8ABFA">
+              <wp:anchor distT="0" distB="0" distL="114300" distR="114300" simplePos="0" relativeHeight="251816960" behindDoc="0" locked="0" layoutInCell="1" allowOverlap="1" wp14:anchorId="44E3B6D9" wp14:editId="10BEECEB">
                 <wp:simplePos x="0" y="0"/>
                 <wp:positionH relativeFrom="column">
-                  <wp:posOffset>269575</wp:posOffset>
+                  <wp:posOffset>240127</wp:posOffset>
                 </wp:positionH>
                 <wp:positionV relativeFrom="paragraph">
-                  <wp:posOffset>280644</wp:posOffset>
+                  <wp:posOffset>547322</wp:posOffset>
                 </wp:positionV>
                 <wp:extent cx="336550" cy="143648"/>
                 <wp:effectExtent l="12700" t="12700" r="19050" b="8890"/>
@@ -4159,7 +4284,7 @@
           </mc:Choice>
           <mc:Fallback>
             <w:pict>
-              <v:rect w14:anchorId="7DA6C08A" id="Rectángulo 48" o:spid="_x0000_s1026" style="position:absolute;margin-left:21.25pt;margin-top:22.1pt;width:26.5pt;height:11.3pt;flip:y;z-index:251816960;visibility:visible;mso-wrap-style:square;mso-width-percent:0;mso-height-percent:0;mso-wrap-distance-left:9pt;mso-wrap-distance-top:0;mso-wrap-distance-right:9pt;mso-wrap-distance-bottom:0;mso-position-horizontal:absolute;mso-position-horizontal-relative:text;mso-position-vertical:absolute;mso-position-vertical-relative:text;mso-width-percent:0;mso-height-percent:0;mso-width-relative:margin;mso-height-relative:margin;v-text-anchor:middle" o:gfxdata="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" filled="f" strokecolor="red" strokeweight="2.25pt"/>
+              <v:rect w14:anchorId="41799665" id="Rectángulo 48" o:spid="_x0000_s1026" style="position:absolute;margin-left:18.9pt;margin-top:43.1pt;width:26.5pt;height:11.3pt;flip:y;z-index:251816960;visibility:visible;mso-wrap-style:square;mso-width-percent:0;mso-height-percent:0;mso-wrap-distance-left:9pt;mso-wrap-distance-top:0;mso-wrap-distance-right:9pt;mso-wrap-distance-bottom:0;mso-position-horizontal:absolute;mso-position-horizontal-relative:text;mso-position-vertical:absolute;mso-position-vertical-relative:text;mso-width-percent:0;mso-height-percent:0;mso-width-relative:margin;mso-height-relative:margin;v-text-anchor:middle" o:gfxdata="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" filled="f" strokecolor="red" strokeweight="2.25pt"/>
             </w:pict>
           </mc:Fallback>
         </mc:AlternateContent>
@@ -4174,14 +4299,16 @@
       </w:r>
       <w:r>
         <w:rPr>
+          <w:rFonts w:ascii="Arial" w:hAnsi="Arial" w:cs="Arial"/>
           <w:noProof/>
-          <w:lang w:eastAsia="es-MX"/>
+          <w:sz w:val="24"/>
+          <w:szCs w:val="24"/>
         </w:rPr>
         <w:drawing>
-          <wp:inline distT="0" distB="0" distL="0" distR="0" wp14:anchorId="34DA7BD2" wp14:editId="7A23F88E">
-            <wp:extent cx="5040000" cy="2278936"/>
-            <wp:effectExtent l="152400" t="152400" r="332105" b="337820"/>
-            <wp:docPr id="229855772" name="Picture 2"/>
+          <wp:inline distT="0" distB="0" distL="0" distR="0" wp14:anchorId="2ABAAACD" wp14:editId="08F95066">
+            <wp:extent cx="5040000" cy="2447006"/>
+            <wp:effectExtent l="152400" t="152400" r="332105" b="347345"/>
+            <wp:docPr id="822054211" name="Picture 1"/>
             <wp:cNvGraphicFramePr>
               <a:graphicFrameLocks xmlns:a="http://schemas.openxmlformats.org/drawingml/2006/main" noChangeAspect="1"/>
             </wp:cNvGraphicFramePr>
@@ -4189,7 +4316,7 @@
               <a:graphicData uri="http://schemas.openxmlformats.org/drawingml/2006/picture">
                 <pic:pic xmlns:pic="http://schemas.openxmlformats.org/drawingml/2006/picture">
                   <pic:nvPicPr>
-                    <pic:cNvPr id="229855772" name="Picture 2"/>
+                    <pic:cNvPr id="822054211" name="Picture 822054211"/>
                     <pic:cNvPicPr/>
                   </pic:nvPicPr>
                   <pic:blipFill>
@@ -4207,7 +4334,7 @@
                   <pic:spPr>
                     <a:xfrm>
                       <a:off x="0" y="0"/>
-                      <a:ext cx="5040000" cy="2278936"/>
+                      <a:ext cx="5040000" cy="2447006"/>
                     </a:xfrm>
                     <a:prstGeom prst="rect">
                       <a:avLst/>
@@ -4382,6 +4509,7 @@
           <w:szCs w:val="6"/>
           <w:lang w:val="es-MX" w:eastAsia="es-MX"/>
         </w:rPr>
+        <w:lastRenderedPageBreak/>
         <w:t xml:space="preserve">    </w:t>
       </w:r>
       <w:r>
@@ -4546,13 +4674,16 @@
       </w:pPr>
       <w:r>
         <w:rPr>
+          <w:rFonts w:ascii="Arial" w:hAnsi="Arial" w:cs="Arial"/>
           <w:noProof/>
+          <w:sz w:val="24"/>
+          <w:szCs w:val="24"/>
         </w:rPr>
         <w:drawing>
-          <wp:inline distT="0" distB="0" distL="0" distR="0" wp14:anchorId="3C7EEF2F" wp14:editId="7FA1B830">
-            <wp:extent cx="5040000" cy="2291871"/>
-            <wp:effectExtent l="152400" t="152400" r="332105" b="337185"/>
-            <wp:docPr id="534126103" name="Picture 1"/>
+          <wp:inline distT="0" distB="0" distL="0" distR="0" wp14:anchorId="06754B4A" wp14:editId="3AF2A038">
+            <wp:extent cx="5040000" cy="2493198"/>
+            <wp:effectExtent l="152400" t="152400" r="332105" b="339090"/>
+            <wp:docPr id="1605152973" name="Picture 2"/>
             <wp:cNvGraphicFramePr>
               <a:graphicFrameLocks xmlns:a="http://schemas.openxmlformats.org/drawingml/2006/main" noChangeAspect="1"/>
             </wp:cNvGraphicFramePr>
@@ -4560,11 +4691,11 @@
               <a:graphicData uri="http://schemas.openxmlformats.org/drawingml/2006/picture">
                 <pic:pic xmlns:pic="http://schemas.openxmlformats.org/drawingml/2006/picture">
                   <pic:nvPicPr>
-                    <pic:cNvPr id="1345204938" name="Picture 1345204938"/>
+                    <pic:cNvPr id="1605152973" name="Picture 1605152973"/>
                     <pic:cNvPicPr/>
                   </pic:nvPicPr>
                   <pic:blipFill>
-                    <a:blip r:embed="rId12" cstate="print">
+                    <a:blip r:embed="rId13" cstate="print">
                       <a:extLst>
                         <a:ext uri="{28A0092B-C50C-407E-A947-70E740481C1C}">
                           <a14:useLocalDpi xmlns:a14="http://schemas.microsoft.com/office/drawing/2010/main" val="0"/>
@@ -4578,7 +4709,7 @@
                   <pic:spPr>
                     <a:xfrm>
                       <a:off x="0" y="0"/>
-                      <a:ext cx="5040000" cy="2291871"/>
+                      <a:ext cx="5040000" cy="2493198"/>
                     </a:xfrm>
                     <a:prstGeom prst="rect">
                       <a:avLst/>
@@ -4657,6 +4788,7 @@
           <w:noProof/>
           <w:lang w:val="es-MX" w:eastAsia="es-MX"/>
         </w:rPr>
+        <w:lastRenderedPageBreak/>
         <mc:AlternateContent>
           <mc:Choice Requires="wps">
             <w:drawing>
@@ -4741,7 +4873,7 @@
           <w:lang w:eastAsia="es-MX"/>
         </w:rPr>
         <w:drawing>
-          <wp:inline distT="0" distB="0" distL="0" distR="0" wp14:anchorId="0CBC6386" wp14:editId="09077F0D">
+          <wp:inline distT="0" distB="0" distL="0" distR="0" wp14:anchorId="0CBC6386" wp14:editId="642001D1">
             <wp:extent cx="5040000" cy="2278936"/>
             <wp:effectExtent l="152400" t="152400" r="332105" b="337820"/>
             <wp:docPr id="308238527" name="Picture 2"/>
@@ -4756,7 +4888,7 @@
                     <pic:cNvPicPr/>
                   </pic:nvPicPr>
                   <pic:blipFill>
-                    <a:blip r:embed="rId11" cstate="print">
+                    <a:blip r:embed="rId14" cstate="print">
                       <a:extLst>
                         <a:ext uri="{28A0092B-C50C-407E-A947-70E740481C1C}">
                           <a14:useLocalDpi xmlns:a14="http://schemas.microsoft.com/office/drawing/2010/main" val="0"/>
@@ -5347,9 +5479,9 @@
           <w:color w:val="auto"/>
         </w:rPr>
       </w:pPr>
-      <w:bookmarkStart w:id="13" w:name="_Toc123565164"/>
-      <w:bookmarkStart w:id="14" w:name="_Toc124341671"/>
-      <w:bookmarkStart w:id="15" w:name="_Toc198889803"/>
+      <w:bookmarkStart w:id="14" w:name="_Toc123565164"/>
+      <w:bookmarkStart w:id="15" w:name="_Toc124341671"/>
+      <w:bookmarkStart w:id="16" w:name="_Toc214009994"/>
       <w:r>
         <w:rPr>
           <w:rFonts w:cs="Arial"/>
@@ -5382,8 +5514,8 @@
         </w:rPr>
         <w:t xml:space="preserve"> los datos registrados</w:t>
       </w:r>
-      <w:bookmarkEnd w:id="13"/>
       <w:bookmarkEnd w:id="14"/>
+      <w:bookmarkEnd w:id="15"/>
       <w:r>
         <w:rPr>
           <w:rFonts w:cs="Arial"/>
@@ -5392,7 +5524,7 @@
         </w:rPr>
         <w:t xml:space="preserve"> para avanzar en el proceso</w:t>
       </w:r>
-      <w:bookmarkEnd w:id="15"/>
+      <w:bookmarkEnd w:id="16"/>
     </w:p>
     <w:p>
       <w:pPr>
@@ -5489,7 +5621,7 @@
                     <pic:cNvPicPr/>
                   </pic:nvPicPr>
                   <pic:blipFill>
-                    <a:blip r:embed="rId13">
+                    <a:blip r:embed="rId15">
                       <a:extLst>
                         <a:ext uri="{28A0092B-C50C-407E-A947-70E740481C1C}">
                           <a14:useLocalDpi xmlns:a14="http://schemas.microsoft.com/office/drawing/2010/main" val="0"/>
@@ -5534,16 +5666,16 @@
         <mc:AlternateContent>
           <mc:Choice Requires="wps">
             <w:drawing>
-              <wp:anchor distT="0" distB="0" distL="114300" distR="114300" simplePos="0" relativeHeight="251835392" behindDoc="0" locked="0" layoutInCell="1" allowOverlap="1" wp14:anchorId="6A1265CF" wp14:editId="3F605047">
+              <wp:anchor distT="0" distB="0" distL="114300" distR="114300" simplePos="0" relativeHeight="251835392" behindDoc="0" locked="0" layoutInCell="1" allowOverlap="1" wp14:anchorId="6A1265CF" wp14:editId="7CCFE334">
                 <wp:simplePos x="0" y="0"/>
                 <wp:positionH relativeFrom="column">
-                  <wp:posOffset>423210</wp:posOffset>
+                  <wp:posOffset>422910</wp:posOffset>
                 </wp:positionH>
                 <wp:positionV relativeFrom="paragraph">
-                  <wp:posOffset>1071150</wp:posOffset>
+                  <wp:posOffset>1014144</wp:posOffset>
                 </wp:positionV>
                 <wp:extent cx="132368" cy="140220"/>
-                <wp:effectExtent l="0" t="0" r="20320" b="12700"/>
+                <wp:effectExtent l="0" t="0" r="7620" b="12700"/>
                 <wp:wrapNone/>
                 <wp:docPr id="36" name="Rectángulo 36"/>
                 <wp:cNvGraphicFramePr/>
@@ -5602,21 +5734,23 @@
           </mc:Choice>
           <mc:Fallback>
             <w:pict>
-              <v:rect w14:anchorId="22BD0556" id="Rectángulo 36" o:spid="_x0000_s1026" style="position:absolute;margin-left:33.3pt;margin-top:84.35pt;width:10.4pt;height:11.05pt;z-index:251835392;visibility:visible;mso-wrap-style:square;mso-width-percent:0;mso-height-percent:0;mso-wrap-distance-left:9pt;mso-wrap-distance-top:0;mso-wrap-distance-right:9pt;mso-wrap-distance-bottom:0;mso-position-horizontal:absolute;mso-position-horizontal-relative:text;mso-position-vertical:absolute;mso-position-vertical-relative:text;mso-width-percent:0;mso-height-percent:0;mso-width-relative:margin;mso-height-relative:margin;v-text-anchor:middle" o:gfxdata="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" filled="f" strokecolor="red" strokeweight="1pt"/>
+              <v:rect w14:anchorId="11A9308C" id="Rectángulo 36" o:spid="_x0000_s1026" style="position:absolute;margin-left:33.3pt;margin-top:79.85pt;width:10.4pt;height:11.05pt;z-index:251835392;visibility:visible;mso-wrap-style:square;mso-width-percent:0;mso-height-percent:0;mso-wrap-distance-left:9pt;mso-wrap-distance-top:0;mso-wrap-distance-right:9pt;mso-wrap-distance-bottom:0;mso-position-horizontal:absolute;mso-position-horizontal-relative:text;mso-position-vertical:absolute;mso-position-vertical-relative:text;mso-width-percent:0;mso-height-percent:0;mso-width-relative:margin;mso-height-relative:margin;v-text-anchor:middle" o:gfxdata="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" filled="f" strokecolor="red" strokeweight="1pt"/>
             </w:pict>
           </mc:Fallback>
         </mc:AlternateContent>
       </w:r>
       <w:r>
         <w:rPr>
+          <w:rFonts w:ascii="Arial" w:hAnsi="Arial" w:cs="Arial"/>
           <w:noProof/>
-          <w:lang w:eastAsia="es-MX"/>
+          <w:sz w:val="24"/>
+          <w:szCs w:val="24"/>
         </w:rPr>
         <w:drawing>
-          <wp:inline distT="0" distB="0" distL="0" distR="0" wp14:anchorId="39DA3D87" wp14:editId="4EBECE91">
-            <wp:extent cx="5040000" cy="2278936"/>
-            <wp:effectExtent l="152400" t="152400" r="332105" b="337820"/>
-            <wp:docPr id="1343222092" name="Picture 2"/>
+          <wp:inline distT="0" distB="0" distL="0" distR="0" wp14:anchorId="673E3A62" wp14:editId="20B53E34">
+            <wp:extent cx="5040000" cy="2447006"/>
+            <wp:effectExtent l="152400" t="152400" r="332105" b="347345"/>
+            <wp:docPr id="1082482483" name="Picture 1"/>
             <wp:cNvGraphicFramePr>
               <a:graphicFrameLocks xmlns:a="http://schemas.openxmlformats.org/drawingml/2006/main" noChangeAspect="1"/>
             </wp:cNvGraphicFramePr>
@@ -5624,7 +5758,7 @@
               <a:graphicData uri="http://schemas.openxmlformats.org/drawingml/2006/picture">
                 <pic:pic xmlns:pic="http://schemas.openxmlformats.org/drawingml/2006/picture">
                   <pic:nvPicPr>
-                    <pic:cNvPr id="229855772" name="Picture 2"/>
+                    <pic:cNvPr id="822054211" name="Picture 822054211"/>
                     <pic:cNvPicPr/>
                   </pic:nvPicPr>
                   <pic:blipFill>
@@ -5642,7 +5776,7 @@
                   <pic:spPr>
                     <a:xfrm>
                       <a:off x="0" y="0"/>
-                      <a:ext cx="5040000" cy="2278936"/>
+                      <a:ext cx="5040000" cy="2447006"/>
                     </a:xfrm>
                     <a:prstGeom prst="rect">
                       <a:avLst/>
@@ -5791,7 +5925,7 @@
                     <pic:cNvPicPr/>
                   </pic:nvPicPr>
                   <pic:blipFill>
-                    <a:blip r:embed="rId14"/>
+                    <a:blip r:embed="rId16"/>
                     <a:stretch>
                       <a:fillRect/>
                     </a:stretch>
@@ -5843,7 +5977,6 @@
           <w:sz w:val="24"/>
           <w:szCs w:val="24"/>
         </w:rPr>
-        <w:lastRenderedPageBreak/>
         <w:t xml:space="preserve">3.2.- </w:t>
       </w:r>
       <w:r>
@@ -5949,7 +6082,7 @@
           <w:sz w:val="24"/>
           <w:szCs w:val="24"/>
         </w:rPr>
-        <w:t>Aprobar</w:t>
+        <w:t>Validar</w:t>
       </w:r>
       <w:r>
         <w:rPr>
@@ -5984,7 +6117,7 @@
           <w:sz w:val="24"/>
           <w:szCs w:val="24"/>
         </w:rPr>
-        <w:t>Aprobar</w:t>
+        <w:t>Validar</w:t>
       </w:r>
       <w:r>
         <w:rPr>
@@ -6054,13 +6187,13 @@
         <mc:AlternateContent>
           <mc:Choice Requires="wps">
             <w:drawing>
-              <wp:anchor distT="0" distB="0" distL="114300" distR="114300" simplePos="0" relativeHeight="251844608" behindDoc="0" locked="0" layoutInCell="1" allowOverlap="1" wp14:anchorId="394A7C63" wp14:editId="7026885C">
+              <wp:anchor distT="0" distB="0" distL="114300" distR="114300" simplePos="0" relativeHeight="251844608" behindDoc="0" locked="0" layoutInCell="1" allowOverlap="1" wp14:anchorId="394A7C63" wp14:editId="2077D467">
                 <wp:simplePos x="0" y="0"/>
                 <wp:positionH relativeFrom="margin">
-                  <wp:posOffset>3581291</wp:posOffset>
+                  <wp:posOffset>4150507</wp:posOffset>
                 </wp:positionH>
                 <wp:positionV relativeFrom="paragraph">
-                  <wp:posOffset>651346</wp:posOffset>
+                  <wp:posOffset>953330</wp:posOffset>
                 </wp:positionV>
                 <wp:extent cx="296545" cy="168275"/>
                 <wp:effectExtent l="19050" t="19050" r="27305" b="22225"/>
@@ -6120,7 +6253,7 @@
           </mc:Choice>
           <mc:Fallback>
             <w:pict>
-              <v:rect w14:anchorId="4277C22F" id="Rectángulo 3" o:spid="_x0000_s1026" style="position:absolute;margin-left:282pt;margin-top:51.3pt;width:23.35pt;height:13.25pt;z-index:251844608;visibility:visible;mso-wrap-style:square;mso-width-percent:0;mso-height-percent:0;mso-wrap-distance-left:9pt;mso-wrap-distance-top:0;mso-wrap-distance-right:9pt;mso-wrap-distance-bottom:0;mso-position-horizontal:absolute;mso-position-horizontal-relative:margin;mso-position-vertical:absolute;mso-position-vertical-relative:text;mso-width-percent:0;mso-height-percent:0;mso-width-relative:margin;mso-height-relative:margin;v-text-anchor:middle" o:gfxdata="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" filled="f" strokecolor="red" strokeweight="2.25pt">
+              <v:rect w14:anchorId="5A2E88CD" id="Rectángulo 3" o:spid="_x0000_s1026" style="position:absolute;margin-left:326.8pt;margin-top:75.05pt;width:23.35pt;height:13.25pt;z-index:251844608;visibility:visible;mso-wrap-style:square;mso-width-percent:0;mso-height-percent:0;mso-wrap-distance-left:9pt;mso-wrap-distance-top:0;mso-wrap-distance-right:9pt;mso-wrap-distance-bottom:0;mso-position-horizontal:absolute;mso-position-horizontal-relative:margin;mso-position-vertical:absolute;mso-position-vertical-relative:text;mso-width-percent:0;mso-height-percent:0;mso-width-relative:margin;mso-height-relative:margin;v-text-anchor:middle" o:gfxdata="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" filled="f" strokecolor="red" strokeweight="2.25pt">
                 <w10:wrap anchorx="margin"/>
               </v:rect>
             </w:pict>
@@ -6129,14 +6262,16 @@
       </w:r>
       <w:r>
         <w:rPr>
+          <w:rFonts w:ascii="Arial" w:hAnsi="Arial" w:cs="Arial"/>
           <w:noProof/>
-          <w:lang w:eastAsia="es-MX"/>
+          <w:sz w:val="24"/>
+          <w:szCs w:val="24"/>
         </w:rPr>
         <w:drawing>
-          <wp:inline distT="0" distB="0" distL="0" distR="0" wp14:anchorId="7EEFDB13" wp14:editId="52B46050">
-            <wp:extent cx="5040000" cy="2278936"/>
-            <wp:effectExtent l="152400" t="152400" r="332105" b="337820"/>
-            <wp:docPr id="1375809001" name="Picture 2"/>
+          <wp:inline distT="0" distB="0" distL="0" distR="0" wp14:anchorId="36E5EAA5" wp14:editId="1EF10E10">
+            <wp:extent cx="5040000" cy="2447006"/>
+            <wp:effectExtent l="152400" t="152400" r="332105" b="347345"/>
+            <wp:docPr id="2070133051" name="Picture 1"/>
             <wp:cNvGraphicFramePr>
               <a:graphicFrameLocks xmlns:a="http://schemas.openxmlformats.org/drawingml/2006/main" noChangeAspect="1"/>
             </wp:cNvGraphicFramePr>
@@ -6144,7 +6279,7 @@
               <a:graphicData uri="http://schemas.openxmlformats.org/drawingml/2006/picture">
                 <pic:pic xmlns:pic="http://schemas.openxmlformats.org/drawingml/2006/picture">
                   <pic:nvPicPr>
-                    <pic:cNvPr id="229855772" name="Picture 2"/>
+                    <pic:cNvPr id="822054211" name="Picture 822054211"/>
                     <pic:cNvPicPr/>
                   </pic:nvPicPr>
                   <pic:blipFill>
@@ -6162,7 +6297,7 @@
                   <pic:spPr>
                     <a:xfrm>
                       <a:off x="0" y="0"/>
-                      <a:ext cx="5040000" cy="2278936"/>
+                      <a:ext cx="5040000" cy="2447006"/>
                     </a:xfrm>
                     <a:prstGeom prst="rect">
                       <a:avLst/>
@@ -6219,9 +6354,9 @@
           <w:color w:val="auto"/>
         </w:rPr>
       </w:pPr>
-      <w:bookmarkStart w:id="16" w:name="_Toc124161440"/>
-      <w:bookmarkStart w:id="17" w:name="_Toc124341672"/>
-      <w:bookmarkStart w:id="18" w:name="_Toc198889804"/>
+      <w:bookmarkStart w:id="17" w:name="_Toc124161440"/>
+      <w:bookmarkStart w:id="18" w:name="_Toc124341672"/>
+      <w:bookmarkStart w:id="19" w:name="_Toc214009995"/>
       <w:r>
         <w:rPr>
           <w:rFonts w:cs="Arial"/>
@@ -6230,8 +6365,8 @@
         </w:rPr>
         <w:t xml:space="preserve">4.- </w:t>
       </w:r>
-      <w:bookmarkEnd w:id="16"/>
       <w:bookmarkEnd w:id="17"/>
+      <w:bookmarkEnd w:id="18"/>
       <w:r>
         <w:rPr>
           <w:rFonts w:cs="Arial"/>
@@ -6240,7 +6375,7 @@
         </w:rPr>
         <w:t>El “Usuario Validador o Administrador” podrá validar los datos registrados para publicar la información</w:t>
       </w:r>
-      <w:bookmarkEnd w:id="18"/>
+      <w:bookmarkEnd w:id="19"/>
     </w:p>
     <w:p/>
     <w:p>
@@ -6374,13 +6509,13 @@
         <mc:AlternateContent>
           <mc:Choice Requires="wps">
             <w:drawing>
-              <wp:anchor distT="0" distB="0" distL="114300" distR="114300" simplePos="0" relativeHeight="251854848" behindDoc="0" locked="0" layoutInCell="1" allowOverlap="1" wp14:anchorId="790D5566" wp14:editId="6C44FC56">
+              <wp:anchor distT="0" distB="0" distL="114300" distR="114300" simplePos="0" relativeHeight="251854848" behindDoc="0" locked="0" layoutInCell="1" allowOverlap="1" wp14:anchorId="790D5566" wp14:editId="2E2F7CDE">
                 <wp:simplePos x="0" y="0"/>
                 <wp:positionH relativeFrom="column">
                   <wp:posOffset>400050</wp:posOffset>
                 </wp:positionH>
                 <wp:positionV relativeFrom="paragraph">
-                  <wp:posOffset>940093</wp:posOffset>
+                  <wp:posOffset>1017173</wp:posOffset>
                 </wp:positionV>
                 <wp:extent cx="152400" cy="114646"/>
                 <wp:effectExtent l="12700" t="12700" r="12700" b="12700"/>
@@ -6440,21 +6575,23 @@
           </mc:Choice>
           <mc:Fallback>
             <w:pict>
-              <v:rect w14:anchorId="6988F759" id="Rectángulo 44" o:spid="_x0000_s1026" style="position:absolute;margin-left:31.5pt;margin-top:74pt;width:12pt;height:9.05pt;z-index:251854848;visibility:visible;mso-wrap-style:square;mso-width-percent:0;mso-height-percent:0;mso-wrap-distance-left:9pt;mso-wrap-distance-top:0;mso-wrap-distance-right:9pt;mso-wrap-distance-bottom:0;mso-position-horizontal:absolute;mso-position-horizontal-relative:text;mso-position-vertical:absolute;mso-position-vertical-relative:text;mso-width-percent:0;mso-height-percent:0;mso-width-relative:margin;mso-height-relative:margin;v-text-anchor:middle" o:gfxdata="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" filled="f" strokecolor="red" strokeweight="2.25pt"/>
+              <v:rect w14:anchorId="41C235A0" id="Rectángulo 44" o:spid="_x0000_s1026" style="position:absolute;margin-left:31.5pt;margin-top:80.1pt;width:12pt;height:9.05pt;z-index:251854848;visibility:visible;mso-wrap-style:square;mso-width-percent:0;mso-height-percent:0;mso-wrap-distance-left:9pt;mso-wrap-distance-top:0;mso-wrap-distance-right:9pt;mso-wrap-distance-bottom:0;mso-position-horizontal:absolute;mso-position-horizontal-relative:text;mso-position-vertical:absolute;mso-position-vertical-relative:text;mso-width-percent:0;mso-height-percent:0;mso-width-relative:margin;mso-height-relative:margin;v-text-anchor:middle" o:gfxdata="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" filled="f" strokecolor="red" strokeweight="2.25pt"/>
             </w:pict>
           </mc:Fallback>
         </mc:AlternateContent>
       </w:r>
       <w:r>
         <w:rPr>
+          <w:rFonts w:ascii="Arial" w:hAnsi="Arial" w:cs="Arial"/>
           <w:noProof/>
-          <w:lang w:eastAsia="es-MX"/>
+          <w:sz w:val="24"/>
+          <w:szCs w:val="24"/>
         </w:rPr>
         <w:drawing>
-          <wp:inline distT="0" distB="0" distL="0" distR="0" wp14:anchorId="304FC9B0" wp14:editId="7FF938EE">
-            <wp:extent cx="5040000" cy="2278936"/>
-            <wp:effectExtent l="152400" t="152400" r="332105" b="337820"/>
-            <wp:docPr id="1347985537" name="Picture 2"/>
+          <wp:inline distT="0" distB="0" distL="0" distR="0" wp14:anchorId="2E809AC5" wp14:editId="1628311E">
+            <wp:extent cx="5040000" cy="2447006"/>
+            <wp:effectExtent l="152400" t="152400" r="332105" b="347345"/>
+            <wp:docPr id="686482374" name="Picture 1"/>
             <wp:cNvGraphicFramePr>
               <a:graphicFrameLocks xmlns:a="http://schemas.openxmlformats.org/drawingml/2006/main" noChangeAspect="1"/>
             </wp:cNvGraphicFramePr>
@@ -6462,7 +6599,7 @@
               <a:graphicData uri="http://schemas.openxmlformats.org/drawingml/2006/picture">
                 <pic:pic xmlns:pic="http://schemas.openxmlformats.org/drawingml/2006/picture">
                   <pic:nvPicPr>
-                    <pic:cNvPr id="229855772" name="Picture 2"/>
+                    <pic:cNvPr id="822054211" name="Picture 822054211"/>
                     <pic:cNvPicPr/>
                   </pic:nvPicPr>
                   <pic:blipFill>
@@ -6480,7 +6617,7 @@
                   <pic:spPr>
                     <a:xfrm>
                       <a:off x="0" y="0"/>
-                      <a:ext cx="5040000" cy="2278936"/>
+                      <a:ext cx="5040000" cy="2447006"/>
                     </a:xfrm>
                     <a:prstGeom prst="rect">
                       <a:avLst/>
@@ -6568,41 +6705,95 @@
           <w:sz w:val="24"/>
           <w:szCs w:val="24"/>
         </w:rPr>
-        <w:t>• Cancelar: Permite cancelar el proceso y redirige al usuario a la pantalla principal sin realizar ningún cambio en los datos ni en la tabla de peticiones.</w:t>
-      </w:r>
-    </w:p>
-    <w:p>
-      <w:pPr>
-        <w:rPr>
-          <w:rFonts w:ascii="Arial" w:hAnsi="Arial" w:cs="Arial"/>
-          <w:sz w:val="24"/>
-          <w:szCs w:val="24"/>
-        </w:rPr>
-      </w:pPr>
-      <w:r>
-        <w:rPr>
-          <w:rFonts w:ascii="Arial" w:hAnsi="Arial" w:cs="Arial"/>
-          <w:sz w:val="24"/>
-          <w:szCs w:val="24"/>
-        </w:rPr>
-        <w:t>• Devolver: Retorna la petición al usuario que la capturó en caso de que contenga errores, para su corrección.</w:t>
-      </w:r>
-    </w:p>
-    <w:p>
-      <w:pPr>
-        <w:rPr>
-          <w:rFonts w:ascii="Arial" w:hAnsi="Arial" w:cs="Arial"/>
-          <w:sz w:val="24"/>
-          <w:szCs w:val="24"/>
-        </w:rPr>
-      </w:pPr>
-      <w:r>
-        <w:rPr>
-          <w:rFonts w:ascii="Arial" w:hAnsi="Arial" w:cs="Arial"/>
-          <w:sz w:val="24"/>
-          <w:szCs w:val="24"/>
-        </w:rPr>
-        <w:t xml:space="preserve">• Publicar: Guarda los cambios, actualiza el estatus de la petición y se publican los </w:t>
+        <w:t xml:space="preserve">• </w:t>
+      </w:r>
+      <w:r>
+        <w:rPr>
+          <w:rFonts w:ascii="Arial" w:hAnsi="Arial" w:cs="Arial"/>
+          <w:b/>
+          <w:bCs/>
+          <w:sz w:val="24"/>
+          <w:szCs w:val="24"/>
+        </w:rPr>
+        <w:t>Cancelar</w:t>
+      </w:r>
+      <w:r>
+        <w:rPr>
+          <w:rFonts w:ascii="Arial" w:hAnsi="Arial" w:cs="Arial"/>
+          <w:sz w:val="24"/>
+          <w:szCs w:val="24"/>
+        </w:rPr>
+        <w:t>: Permite cancelar el proceso y redirige al usuario a la pantalla principal sin realizar ningún cambio en los datos ni en la tabla de peticiones.</w:t>
+      </w:r>
+    </w:p>
+    <w:p>
+      <w:pPr>
+        <w:rPr>
+          <w:rFonts w:ascii="Arial" w:hAnsi="Arial" w:cs="Arial"/>
+          <w:sz w:val="24"/>
+          <w:szCs w:val="24"/>
+        </w:rPr>
+      </w:pPr>
+      <w:r>
+        <w:rPr>
+          <w:rFonts w:ascii="Arial" w:hAnsi="Arial" w:cs="Arial"/>
+          <w:sz w:val="24"/>
+          <w:szCs w:val="24"/>
+        </w:rPr>
+        <w:t xml:space="preserve">• </w:t>
+      </w:r>
+      <w:r>
+        <w:rPr>
+          <w:rFonts w:ascii="Arial" w:hAnsi="Arial" w:cs="Arial"/>
+          <w:b/>
+          <w:bCs/>
+          <w:sz w:val="24"/>
+          <w:szCs w:val="24"/>
+        </w:rPr>
+        <w:t>Devolver</w:t>
+      </w:r>
+      <w:r>
+        <w:rPr>
+          <w:rFonts w:ascii="Arial" w:hAnsi="Arial" w:cs="Arial"/>
+          <w:sz w:val="24"/>
+          <w:szCs w:val="24"/>
+        </w:rPr>
+        <w:t>: Retorna la petición al usuario que la capturó en caso de que contenga errores, para su corrección.</w:t>
+      </w:r>
+    </w:p>
+    <w:p>
+      <w:pPr>
+        <w:rPr>
+          <w:rFonts w:ascii="Arial" w:hAnsi="Arial" w:cs="Arial"/>
+          <w:sz w:val="24"/>
+          <w:szCs w:val="24"/>
+        </w:rPr>
+      </w:pPr>
+      <w:r>
+        <w:rPr>
+          <w:rFonts w:ascii="Arial" w:hAnsi="Arial" w:cs="Arial"/>
+          <w:sz w:val="24"/>
+          <w:szCs w:val="24"/>
+        </w:rPr>
+        <w:t xml:space="preserve">• </w:t>
+      </w:r>
+      <w:r>
+        <w:rPr>
+          <w:rFonts w:ascii="Arial" w:hAnsi="Arial" w:cs="Arial"/>
+          <w:b/>
+          <w:bCs/>
+          <w:sz w:val="24"/>
+          <w:szCs w:val="24"/>
+        </w:rPr>
+        <w:t>Publicar</w:t>
+      </w:r>
+      <w:r>
+        <w:rPr>
+          <w:rFonts w:ascii="Arial" w:hAnsi="Arial" w:cs="Arial"/>
+          <w:sz w:val="24"/>
+          <w:szCs w:val="24"/>
+        </w:rPr>
+        <w:t xml:space="preserve">: Guarda los cambios, actualiza el estatus de la petición y se publican los </w:t>
       </w:r>
       <w:r>
         <w:rPr>
@@ -6722,7 +6913,7 @@
                     <pic:cNvPicPr/>
                   </pic:nvPicPr>
                   <pic:blipFill>
-                    <a:blip r:embed="rId15" cstate="print">
+                    <a:blip r:embed="rId17" cstate="print">
                       <a:extLst>
                         <a:ext uri="{28A0092B-C50C-407E-A947-70E740481C1C}">
                           <a14:useLocalDpi xmlns:a14="http://schemas.microsoft.com/office/drawing/2010/main" val="0"/>
@@ -6843,9 +7034,11 @@
           <w:color w:val="auto"/>
         </w:rPr>
       </w:pPr>
-      <w:bookmarkStart w:id="19" w:name="_Toc123565165"/>
-      <w:bookmarkStart w:id="20" w:name="_Toc124341673"/>
-      <w:bookmarkStart w:id="21" w:name="_Toc198889805"/>
+      <w:bookmarkStart w:id="20" w:name="_Toc211942413"/>
+      <w:bookmarkStart w:id="21" w:name="_Toc213340177"/>
+      <w:bookmarkStart w:id="22" w:name="_Toc123565165"/>
+      <w:bookmarkStart w:id="23" w:name="_Toc124341673"/>
+      <w:bookmarkStart w:id="24" w:name="_Toc214009996"/>
       <w:r>
         <w:rPr>
           <w:rFonts w:cs="Arial"/>
@@ -6853,11 +7046,631 @@
           <w:color w:val="auto"/>
         </w:rPr>
         <w:lastRenderedPageBreak/>
-        <w:t>5.- Consulta de estatus</w:t>
-      </w:r>
-      <w:bookmarkEnd w:id="19"/>
+        <w:t>5</w:t>
+      </w:r>
+      <w:r>
+        <w:rPr>
+          <w:rFonts w:cs="Arial"/>
+          <w:b w:val="0"/>
+          <w:color w:val="auto"/>
+        </w:rPr>
+        <w:t xml:space="preserve">.- </w:t>
+      </w:r>
+      <w:r>
+        <w:rPr>
+          <w:rFonts w:cs="Arial"/>
+          <w:b w:val="0"/>
+          <w:color w:val="auto"/>
+        </w:rPr>
+        <w:t>Para eliminar los datos registrados</w:t>
+      </w:r>
       <w:bookmarkEnd w:id="20"/>
+      <w:r>
+        <w:rPr>
+          <w:rFonts w:cs="Arial"/>
+          <w:b w:val="0"/>
+          <w:color w:val="auto"/>
+        </w:rPr>
+        <w:t xml:space="preserve"> </w:t>
+      </w:r>
+      <w:r>
+        <w:rPr>
+          <w:rFonts w:cs="Arial"/>
+          <w:b w:val="0"/>
+          <w:color w:val="auto"/>
+        </w:rPr>
+        <w:t xml:space="preserve">de Participaciones Federales - </w:t>
+      </w:r>
       <w:bookmarkEnd w:id="21"/>
+      <w:r>
+        <w:rPr>
+          <w:rFonts w:cs="Arial"/>
+          <w:b w:val="0"/>
+          <w:color w:val="auto"/>
+        </w:rPr>
+        <w:t>Acuerdos</w:t>
+      </w:r>
+      <w:bookmarkEnd w:id="24"/>
+    </w:p>
+    <w:p>
+      <w:pPr>
+        <w:rPr>
+          <w:rFonts w:ascii="Arial" w:hAnsi="Arial" w:cs="Arial"/>
+          <w:sz w:val="24"/>
+          <w:szCs w:val="24"/>
+        </w:rPr>
+      </w:pPr>
+    </w:p>
+    <w:p>
+      <w:pPr>
+        <w:rPr>
+          <w:rFonts w:ascii="Arial" w:hAnsi="Arial" w:cs="Arial"/>
+          <w:sz w:val="24"/>
+          <w:szCs w:val="24"/>
+        </w:rPr>
+      </w:pPr>
+      <w:r>
+        <w:rPr>
+          <w:rFonts w:ascii="Arial" w:hAnsi="Arial" w:cs="Arial"/>
+          <w:sz w:val="24"/>
+          <w:szCs w:val="24"/>
+        </w:rPr>
+        <w:t>5</w:t>
+      </w:r>
+      <w:r>
+        <w:rPr>
+          <w:rFonts w:ascii="Arial" w:hAnsi="Arial" w:cs="Arial"/>
+          <w:sz w:val="24"/>
+          <w:szCs w:val="24"/>
+        </w:rPr>
+        <w:t xml:space="preserve">.1.- Para </w:t>
+      </w:r>
+      <w:r>
+        <w:rPr>
+          <w:rFonts w:ascii="Arial" w:hAnsi="Arial" w:cs="Arial"/>
+          <w:sz w:val="24"/>
+          <w:szCs w:val="24"/>
+        </w:rPr>
+        <w:t>eliminar</w:t>
+      </w:r>
+      <w:r>
+        <w:rPr>
+          <w:rFonts w:ascii="Arial" w:hAnsi="Arial" w:cs="Arial"/>
+          <w:sz w:val="24"/>
+          <w:szCs w:val="24"/>
+        </w:rPr>
+        <w:t xml:space="preserve"> los detalles de</w:t>
+      </w:r>
+      <w:r>
+        <w:rPr>
+          <w:rFonts w:ascii="Arial" w:hAnsi="Arial" w:cs="Arial"/>
+          <w:sz w:val="24"/>
+          <w:szCs w:val="24"/>
+        </w:rPr>
+        <w:t xml:space="preserve"> </w:t>
+      </w:r>
+      <w:r>
+        <w:rPr>
+          <w:rFonts w:ascii="Arial" w:hAnsi="Arial" w:cs="Arial"/>
+          <w:sz w:val="24"/>
+          <w:szCs w:val="24"/>
+        </w:rPr>
+        <w:t>l</w:t>
+      </w:r>
+      <w:r>
+        <w:rPr>
+          <w:rFonts w:ascii="Arial" w:hAnsi="Arial" w:cs="Arial"/>
+          <w:sz w:val="24"/>
+          <w:szCs w:val="24"/>
+        </w:rPr>
+        <w:t>a</w:t>
+      </w:r>
+      <w:r>
+        <w:rPr>
+          <w:rFonts w:ascii="Arial" w:hAnsi="Arial" w:cs="Arial"/>
+          <w:sz w:val="24"/>
+          <w:szCs w:val="24"/>
+        </w:rPr>
+        <w:t xml:space="preserve"> </w:t>
+      </w:r>
+      <w:r>
+        <w:rPr>
+          <w:rFonts w:ascii="Arial" w:hAnsi="Arial" w:cs="Arial"/>
+          <w:sz w:val="24"/>
+          <w:szCs w:val="24"/>
+        </w:rPr>
+        <w:t xml:space="preserve">información de Participaciones Federales - Acuerdos deberá seleccionar el icono de Eliminar   </w:t>
+      </w:r>
+      <w:r>
+        <w:rPr>
+          <w:rFonts w:ascii="Arial" w:hAnsi="Arial" w:cs="Arial"/>
+          <w:noProof/>
+          <w:sz w:val="24"/>
+          <w:szCs w:val="24"/>
+        </w:rPr>
+        <w:drawing>
+          <wp:inline distT="0" distB="0" distL="0" distR="0" wp14:anchorId="7D61BCEC" wp14:editId="2999A55E">
+            <wp:extent cx="180000" cy="212000"/>
+            <wp:effectExtent l="0" t="0" r="0" b="4445"/>
+            <wp:docPr id="39704351" name="Picture 2"/>
+            <wp:cNvGraphicFramePr>
+              <a:graphicFrameLocks xmlns:a="http://schemas.openxmlformats.org/drawingml/2006/main" noChangeAspect="1"/>
+            </wp:cNvGraphicFramePr>
+            <a:graphic xmlns:a="http://schemas.openxmlformats.org/drawingml/2006/main">
+              <a:graphicData uri="http://schemas.openxmlformats.org/drawingml/2006/picture">
+                <pic:pic xmlns:pic="http://schemas.openxmlformats.org/drawingml/2006/picture">
+                  <pic:nvPicPr>
+                    <pic:cNvPr id="39704351" name="Picture 39704351"/>
+                    <pic:cNvPicPr/>
+                  </pic:nvPicPr>
+                  <pic:blipFill>
+                    <a:blip r:embed="rId18" cstate="print">
+                      <a:extLst>
+                        <a:ext uri="{28A0092B-C50C-407E-A947-70E740481C1C}">
+                          <a14:useLocalDpi xmlns:a14="http://schemas.microsoft.com/office/drawing/2010/main" val="0"/>
+                        </a:ext>
+                      </a:extLst>
+                    </a:blip>
+                    <a:stretch>
+                      <a:fillRect/>
+                    </a:stretch>
+                  </pic:blipFill>
+                  <pic:spPr>
+                    <a:xfrm>
+                      <a:off x="0" y="0"/>
+                      <a:ext cx="180000" cy="212000"/>
+                    </a:xfrm>
+                    <a:prstGeom prst="rect">
+                      <a:avLst/>
+                    </a:prstGeom>
+                  </pic:spPr>
+                </pic:pic>
+              </a:graphicData>
+            </a:graphic>
+          </wp:inline>
+        </w:drawing>
+      </w:r>
+    </w:p>
+    <w:p>
+      <w:pPr>
+        <w:spacing w:line="276" w:lineRule="auto"/>
+        <w:rPr>
+          <w:rFonts w:ascii="Arial" w:hAnsi="Arial" w:cs="Arial"/>
+          <w:sz w:val="24"/>
+          <w:szCs w:val="24"/>
+        </w:rPr>
+      </w:pPr>
+    </w:p>
+    <w:p>
+      <w:pPr>
+        <w:spacing w:line="276" w:lineRule="auto"/>
+        <w:rPr>
+          <w:rFonts w:ascii="Arial" w:hAnsi="Arial" w:cs="Arial"/>
+          <w:sz w:val="24"/>
+          <w:szCs w:val="24"/>
+        </w:rPr>
+      </w:pPr>
+      <w:r>
+        <w:rPr>
+          <w:noProof/>
+          <w:lang w:val="es-MX" w:eastAsia="es-MX"/>
+        </w:rPr>
+        <mc:AlternateContent>
+          <mc:Choice Requires="wps">
+            <w:drawing>
+              <wp:anchor distT="0" distB="0" distL="114300" distR="114300" simplePos="0" relativeHeight="251860992" behindDoc="0" locked="0" layoutInCell="1" allowOverlap="1" wp14:anchorId="0669D5E7" wp14:editId="4BD0C5DF">
+                <wp:simplePos x="0" y="0"/>
+                <wp:positionH relativeFrom="column">
+                  <wp:posOffset>239786</wp:posOffset>
+                </wp:positionH>
+                <wp:positionV relativeFrom="paragraph">
+                  <wp:posOffset>865994</wp:posOffset>
+                </wp:positionV>
+                <wp:extent cx="132368" cy="140220"/>
+                <wp:effectExtent l="12700" t="12700" r="7620" b="12700"/>
+                <wp:wrapNone/>
+                <wp:docPr id="244479765" name="Rectángulo 36"/>
+                <wp:cNvGraphicFramePr/>
+                <a:graphic xmlns:a="http://schemas.openxmlformats.org/drawingml/2006/main">
+                  <a:graphicData uri="http://schemas.microsoft.com/office/word/2010/wordprocessingShape">
+                    <wps:wsp>
+                      <wps:cNvSpPr/>
+                      <wps:spPr>
+                        <a:xfrm>
+                          <a:off x="0" y="0"/>
+                          <a:ext cx="132368" cy="140220"/>
+                        </a:xfrm>
+                        <a:prstGeom prst="rect">
+                          <a:avLst/>
+                        </a:prstGeom>
+                        <a:noFill/>
+                        <a:ln w="22225">
+                          <a:solidFill>
+                            <a:srgbClr val="FF0000"/>
+                          </a:solidFill>
+                        </a:ln>
+                      </wps:spPr>
+                      <wps:style>
+                        <a:lnRef idx="2">
+                          <a:schemeClr val="accent1">
+                            <a:shade val="50000"/>
+                          </a:schemeClr>
+                        </a:lnRef>
+                        <a:fillRef idx="1">
+                          <a:schemeClr val="accent1"/>
+                        </a:fillRef>
+                        <a:effectRef idx="0">
+                          <a:schemeClr val="accent1"/>
+                        </a:effectRef>
+                        <a:fontRef idx="minor">
+                          <a:schemeClr val="lt1"/>
+                        </a:fontRef>
+                      </wps:style>
+                      <wps:bodyPr rot="0" spcFirstLastPara="0" vertOverflow="overflow" horzOverflow="overflow" vert="horz" wrap="square" lIns="91440" tIns="45720" rIns="91440" bIns="45720" numCol="1" spcCol="0" rtlCol="0" fromWordArt="0" anchor="ctr" anchorCtr="0" forceAA="0" compatLnSpc="1">
+                        <a:prstTxWarp prst="textNoShape">
+                          <a:avLst/>
+                        </a:prstTxWarp>
+                        <a:noAutofit/>
+                      </wps:bodyPr>
+                    </wps:wsp>
+                  </a:graphicData>
+                </a:graphic>
+                <wp14:sizeRelH relativeFrom="margin">
+                  <wp14:pctWidth>0</wp14:pctWidth>
+                </wp14:sizeRelH>
+                <wp14:sizeRelV relativeFrom="margin">
+                  <wp14:pctHeight>0</wp14:pctHeight>
+                </wp14:sizeRelV>
+              </wp:anchor>
+            </w:drawing>
+          </mc:Choice>
+          <mc:Fallback>
+            <w:pict>
+              <v:rect w14:anchorId="7F645338" id="Rectángulo 36" o:spid="_x0000_s1026" style="position:absolute;margin-left:18.9pt;margin-top:68.2pt;width:10.4pt;height:11.05pt;z-index:251860992;visibility:visible;mso-wrap-style:square;mso-width-percent:0;mso-height-percent:0;mso-wrap-distance-left:9pt;mso-wrap-distance-top:0;mso-wrap-distance-right:9pt;mso-wrap-distance-bottom:0;mso-position-horizontal:absolute;mso-position-horizontal-relative:text;mso-position-vertical:absolute;mso-position-vertical-relative:text;mso-width-percent:0;mso-height-percent:0;mso-width-relative:margin;mso-height-relative:margin;v-text-anchor:middle" o:gfxdata="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" filled="f" strokecolor="red" strokeweight="1.75pt"/>
+            </w:pict>
+          </mc:Fallback>
+        </mc:AlternateContent>
+      </w:r>
+      <w:r>
+        <w:rPr>
+          <w:rFonts w:ascii="Arial" w:hAnsi="Arial" w:cs="Arial"/>
+          <w:noProof/>
+          <w:sz w:val="24"/>
+          <w:szCs w:val="24"/>
+        </w:rPr>
+        <w:drawing>
+          <wp:inline distT="0" distB="0" distL="0" distR="0" wp14:anchorId="3F45B242" wp14:editId="70AC1ED8">
+            <wp:extent cx="5040000" cy="2447006"/>
+            <wp:effectExtent l="152400" t="152400" r="332105" b="347345"/>
+            <wp:docPr id="230128624" name="Picture 1"/>
+            <wp:cNvGraphicFramePr>
+              <a:graphicFrameLocks xmlns:a="http://schemas.openxmlformats.org/drawingml/2006/main" noChangeAspect="1"/>
+            </wp:cNvGraphicFramePr>
+            <a:graphic xmlns:a="http://schemas.openxmlformats.org/drawingml/2006/main">
+              <a:graphicData uri="http://schemas.openxmlformats.org/drawingml/2006/picture">
+                <pic:pic xmlns:pic="http://schemas.openxmlformats.org/drawingml/2006/picture">
+                  <pic:nvPicPr>
+                    <pic:cNvPr id="822054211" name="Picture 822054211"/>
+                    <pic:cNvPicPr/>
+                  </pic:nvPicPr>
+                  <pic:blipFill>
+                    <a:blip r:embed="rId11" cstate="print">
+                      <a:extLst>
+                        <a:ext uri="{28A0092B-C50C-407E-A947-70E740481C1C}">
+                          <a14:useLocalDpi xmlns:a14="http://schemas.microsoft.com/office/drawing/2010/main" val="0"/>
+                        </a:ext>
+                      </a:extLst>
+                    </a:blip>
+                    <a:stretch>
+                      <a:fillRect/>
+                    </a:stretch>
+                  </pic:blipFill>
+                  <pic:spPr>
+                    <a:xfrm>
+                      <a:off x="0" y="0"/>
+                      <a:ext cx="5040000" cy="2447006"/>
+                    </a:xfrm>
+                    <a:prstGeom prst="rect">
+                      <a:avLst/>
+                    </a:prstGeom>
+                    <a:effectLst>
+                      <a:outerShdw blurRad="292100" dist="139700" dir="2700000" algn="ctr" rotWithShape="0">
+                        <a:srgbClr val="000000">
+                          <a:alpha val="65000"/>
+                        </a:srgbClr>
+                      </a:outerShdw>
+                    </a:effectLst>
+                  </pic:spPr>
+                </pic:pic>
+              </a:graphicData>
+            </a:graphic>
+          </wp:inline>
+        </w:drawing>
+      </w:r>
+    </w:p>
+    <w:p>
+      <w:pPr>
+        <w:spacing w:line="276" w:lineRule="auto"/>
+        <w:rPr>
+          <w:rFonts w:ascii="Arial" w:hAnsi="Arial" w:cs="Arial"/>
+          <w:sz w:val="24"/>
+          <w:szCs w:val="24"/>
+        </w:rPr>
+      </w:pPr>
+    </w:p>
+    <w:p>
+      <w:pPr>
+        <w:rPr>
+          <w:rFonts w:ascii="Arial" w:hAnsi="Arial" w:cs="Arial"/>
+          <w:sz w:val="24"/>
+          <w:szCs w:val="24"/>
+        </w:rPr>
+      </w:pPr>
+      <w:r>
+        <w:rPr>
+          <w:rFonts w:ascii="Arial" w:hAnsi="Arial" w:cs="Arial"/>
+          <w:sz w:val="24"/>
+          <w:szCs w:val="24"/>
+        </w:rPr>
+        <w:br w:type="page"/>
+      </w:r>
+    </w:p>
+    <w:p>
+      <w:pPr>
+        <w:spacing w:line="276" w:lineRule="auto"/>
+        <w:rPr>
+          <w:rFonts w:ascii="Arial" w:hAnsi="Arial" w:cs="Arial"/>
+          <w:sz w:val="24"/>
+          <w:szCs w:val="24"/>
+        </w:rPr>
+      </w:pPr>
+    </w:p>
+    <w:p>
+      <w:pPr>
+        <w:spacing w:line="276" w:lineRule="auto"/>
+        <w:rPr>
+          <w:rFonts w:ascii="Arial" w:hAnsi="Arial" w:cs="Arial"/>
+          <w:sz w:val="24"/>
+          <w:szCs w:val="24"/>
+        </w:rPr>
+      </w:pPr>
+      <w:r>
+        <w:rPr>
+          <w:rFonts w:ascii="Arial" w:hAnsi="Arial" w:cs="Arial"/>
+          <w:sz w:val="24"/>
+          <w:szCs w:val="24"/>
+        </w:rPr>
+        <w:t>Y deberá confirmar el proceso de Eliminación de un registro de las Participaciones Federales - Acuerdos.</w:t>
+      </w:r>
+    </w:p>
+    <w:p>
+      <w:pPr>
+        <w:spacing w:line="276" w:lineRule="auto"/>
+        <w:rPr>
+          <w:rFonts w:ascii="Arial" w:hAnsi="Arial" w:cs="Arial"/>
+          <w:sz w:val="24"/>
+          <w:szCs w:val="24"/>
+        </w:rPr>
+      </w:pPr>
+    </w:p>
+    <w:p>
+      <w:pPr>
+        <w:spacing w:line="276" w:lineRule="auto"/>
+        <w:jc w:val="center"/>
+        <w:rPr>
+          <w:rFonts w:ascii="Arial" w:hAnsi="Arial" w:cs="Arial"/>
+          <w:sz w:val="24"/>
+          <w:szCs w:val="24"/>
+        </w:rPr>
+      </w:pPr>
+      <w:r>
+        <w:rPr>
+          <w:noProof/>
+          <w:lang w:val="es-MX" w:eastAsia="es-MX"/>
+        </w:rPr>
+        <mc:AlternateContent>
+          <mc:Choice Requires="wps">
+            <w:drawing>
+              <wp:anchor distT="0" distB="0" distL="114300" distR="114300" simplePos="0" relativeHeight="251863040" behindDoc="0" locked="0" layoutInCell="1" allowOverlap="1" wp14:anchorId="7215CCD4" wp14:editId="495FCF29">
+                <wp:simplePos x="0" y="0"/>
+                <wp:positionH relativeFrom="margin">
+                  <wp:posOffset>1848031</wp:posOffset>
+                </wp:positionH>
+                <wp:positionV relativeFrom="paragraph">
+                  <wp:posOffset>2287270</wp:posOffset>
+                </wp:positionV>
+                <wp:extent cx="900000" cy="396000"/>
+                <wp:effectExtent l="12700" t="12700" r="27305" b="23495"/>
+                <wp:wrapNone/>
+                <wp:docPr id="1557520684" name="Rectángulo 34"/>
+                <wp:cNvGraphicFramePr/>
+                <a:graphic xmlns:a="http://schemas.openxmlformats.org/drawingml/2006/main">
+                  <a:graphicData uri="http://schemas.microsoft.com/office/word/2010/wordprocessingShape">
+                    <wps:wsp>
+                      <wps:cNvSpPr/>
+                      <wps:spPr>
+                        <a:xfrm>
+                          <a:off x="0" y="0"/>
+                          <a:ext cx="900000" cy="396000"/>
+                        </a:xfrm>
+                        <a:prstGeom prst="rect">
+                          <a:avLst/>
+                        </a:prstGeom>
+                        <a:noFill/>
+                        <a:ln w="38100">
+                          <a:solidFill>
+                            <a:srgbClr val="FF0000"/>
+                          </a:solidFill>
+                        </a:ln>
+                      </wps:spPr>
+                      <wps:style>
+                        <a:lnRef idx="2">
+                          <a:schemeClr val="accent1">
+                            <a:shade val="50000"/>
+                          </a:schemeClr>
+                        </a:lnRef>
+                        <a:fillRef idx="1">
+                          <a:schemeClr val="accent1"/>
+                        </a:fillRef>
+                        <a:effectRef idx="0">
+                          <a:schemeClr val="accent1"/>
+                        </a:effectRef>
+                        <a:fontRef idx="minor">
+                          <a:schemeClr val="lt1"/>
+                        </a:fontRef>
+                      </wps:style>
+                      <wps:bodyPr rot="0" spcFirstLastPara="0" vertOverflow="overflow" horzOverflow="overflow" vert="horz" wrap="square" lIns="91440" tIns="45720" rIns="91440" bIns="45720" numCol="1" spcCol="0" rtlCol="0" fromWordArt="0" anchor="ctr" anchorCtr="0" forceAA="0" compatLnSpc="1">
+                        <a:prstTxWarp prst="textNoShape">
+                          <a:avLst/>
+                        </a:prstTxWarp>
+                        <a:noAutofit/>
+                      </wps:bodyPr>
+                    </wps:wsp>
+                  </a:graphicData>
+                </a:graphic>
+                <wp14:sizeRelH relativeFrom="margin">
+                  <wp14:pctWidth>0</wp14:pctWidth>
+                </wp14:sizeRelH>
+                <wp14:sizeRelV relativeFrom="margin">
+                  <wp14:pctHeight>0</wp14:pctHeight>
+                </wp14:sizeRelV>
+              </wp:anchor>
+            </w:drawing>
+          </mc:Choice>
+          <mc:Fallback>
+            <w:pict>
+              <v:rect w14:anchorId="374EC8FE" id="Rectángulo 34" o:spid="_x0000_s1026" style="position:absolute;margin-left:145.5pt;margin-top:180.1pt;width:70.85pt;height:31.2pt;z-index:251863040;visibility:visible;mso-wrap-style:square;mso-width-percent:0;mso-height-percent:0;mso-wrap-distance-left:9pt;mso-wrap-distance-top:0;mso-wrap-distance-right:9pt;mso-wrap-distance-bottom:0;mso-position-horizontal:absolute;mso-position-horizontal-relative:margin;mso-position-vertical:absolute;mso-position-vertical-relative:text;mso-width-percent:0;mso-height-percent:0;mso-width-relative:margin;mso-height-relative:margin;v-text-anchor:middle" o:gfxdata="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" filled="f" strokecolor="red" strokeweight="3pt">
+                <w10:wrap anchorx="margin"/>
+              </v:rect>
+            </w:pict>
+          </mc:Fallback>
+        </mc:AlternateContent>
+      </w:r>
+      <w:r>
+        <w:rPr>
+          <w:noProof/>
+          <w:lang w:val="es-MX" w:eastAsia="es-MX"/>
+        </w:rPr>
+        <w:drawing>
+          <wp:inline distT="0" distB="0" distL="0" distR="0" wp14:anchorId="7B9B3254" wp14:editId="0BE6C9F0">
+            <wp:extent cx="3822700" cy="2679700"/>
+            <wp:effectExtent l="152400" t="152400" r="330200" b="342900"/>
+            <wp:docPr id="521804190" name="Picture 1"/>
+            <wp:cNvGraphicFramePr>
+              <a:graphicFrameLocks xmlns:a="http://schemas.openxmlformats.org/drawingml/2006/main" noChangeAspect="1"/>
+            </wp:cNvGraphicFramePr>
+            <a:graphic xmlns:a="http://schemas.openxmlformats.org/drawingml/2006/main">
+              <a:graphicData uri="http://schemas.openxmlformats.org/drawingml/2006/picture">
+                <pic:pic xmlns:pic="http://schemas.openxmlformats.org/drawingml/2006/picture">
+                  <pic:nvPicPr>
+                    <pic:cNvPr id="521804190" name="Picture 521804190"/>
+                    <pic:cNvPicPr/>
+                  </pic:nvPicPr>
+                  <pic:blipFill>
+                    <a:blip r:embed="rId19">
+                      <a:extLst>
+                        <a:ext uri="{28A0092B-C50C-407E-A947-70E740481C1C}">
+                          <a14:useLocalDpi xmlns:a14="http://schemas.microsoft.com/office/drawing/2010/main" val="0"/>
+                        </a:ext>
+                      </a:extLst>
+                    </a:blip>
+                    <a:stretch>
+                      <a:fillRect/>
+                    </a:stretch>
+                  </pic:blipFill>
+                  <pic:spPr>
+                    <a:xfrm>
+                      <a:off x="0" y="0"/>
+                      <a:ext cx="3822700" cy="2679700"/>
+                    </a:xfrm>
+                    <a:prstGeom prst="rect">
+                      <a:avLst/>
+                    </a:prstGeom>
+                    <a:effectLst>
+                      <a:outerShdw blurRad="292100" dist="139700" dir="2700000" algn="ctr" rotWithShape="0">
+                        <a:srgbClr val="000000">
+                          <a:alpha val="65000"/>
+                        </a:srgbClr>
+                      </a:outerShdw>
+                    </a:effectLst>
+                  </pic:spPr>
+                </pic:pic>
+              </a:graphicData>
+            </a:graphic>
+          </wp:inline>
+        </w:drawing>
+      </w:r>
+    </w:p>
+    <w:p>
+      <w:pPr>
+        <w:spacing w:line="276" w:lineRule="auto"/>
+        <w:rPr>
+          <w:rFonts w:ascii="Arial" w:hAnsi="Arial" w:cs="Arial"/>
+          <w:sz w:val="24"/>
+          <w:szCs w:val="24"/>
+        </w:rPr>
+      </w:pPr>
+    </w:p>
+    <w:p>
+      <w:pPr>
+        <w:rPr>
+          <w:rFonts w:ascii="Arial" w:hAnsi="Arial" w:cs="Arial"/>
+          <w:sz w:val="24"/>
+          <w:szCs w:val="24"/>
+        </w:rPr>
+      </w:pPr>
+      <w:r>
+        <w:rPr>
+          <w:rFonts w:ascii="Arial" w:hAnsi="Arial" w:cs="Arial"/>
+          <w:sz w:val="24"/>
+          <w:szCs w:val="24"/>
+        </w:rPr>
+        <w:br w:type="page"/>
+      </w:r>
+    </w:p>
+    <w:p>
+      <w:pPr>
+        <w:pStyle w:val="Heading1"/>
+        <w:spacing w:line="276" w:lineRule="auto"/>
+        <w:jc w:val="center"/>
+        <w:rPr>
+          <w:rFonts w:cs="Arial"/>
+          <w:b w:val="0"/>
+          <w:color w:val="auto"/>
+        </w:rPr>
+      </w:pPr>
+    </w:p>
+    <w:p>
+      <w:pPr>
+        <w:pStyle w:val="Heading1"/>
+        <w:spacing w:line="276" w:lineRule="auto"/>
+        <w:jc w:val="center"/>
+        <w:rPr>
+          <w:rFonts w:cs="Arial"/>
+          <w:b w:val="0"/>
+          <w:color w:val="auto"/>
+        </w:rPr>
+      </w:pPr>
+      <w:bookmarkStart w:id="25" w:name="_Toc214009997"/>
+      <w:r>
+        <w:rPr>
+          <w:rFonts w:cs="Arial"/>
+          <w:b w:val="0"/>
+          <w:color w:val="auto"/>
+        </w:rPr>
+        <w:t>6</w:t>
+      </w:r>
+      <w:r>
+        <w:rPr>
+          <w:rFonts w:cs="Arial"/>
+          <w:b w:val="0"/>
+          <w:color w:val="auto"/>
+        </w:rPr>
+        <w:t>.- Consulta de estatus</w:t>
+      </w:r>
+      <w:bookmarkEnd w:id="22"/>
+      <w:bookmarkEnd w:id="23"/>
+      <w:bookmarkEnd w:id="25"/>
     </w:p>
     <w:p/>
     <w:p>
@@ -6875,7 +7688,15 @@
           <w:sz w:val="24"/>
           <w:szCs w:val="24"/>
         </w:rPr>
-        <w:t>5.1.- El estatus actual del cálculo aparece en la columna final “</w:t>
+        <w:t>6</w:t>
+      </w:r>
+      <w:r>
+        <w:rPr>
+          <w:rFonts w:ascii="Arial" w:hAnsi="Arial" w:cs="Arial"/>
+          <w:sz w:val="24"/>
+          <w:szCs w:val="24"/>
+        </w:rPr>
+        <w:t>.1.- El estatus actual del cálculo aparece en la columna final “</w:t>
       </w:r>
       <w:r>
         <w:rPr>
@@ -6949,7 +7770,7 @@
                     <pic:cNvPicPr/>
                   </pic:nvPicPr>
                   <pic:blipFill>
-                    <a:blip r:embed="rId16"/>
+                    <a:blip r:embed="rId20"/>
                     <a:stretch>
                       <a:fillRect/>
                     </a:stretch>
@@ -7074,7 +7895,7 @@
           <w:lang w:val="es-MX" w:eastAsia="es-MX"/>
         </w:rPr>
         <w:drawing>
-          <wp:inline distT="0" distB="0" distL="0" distR="0" wp14:anchorId="0D5408C5" wp14:editId="1F5B692C">
+          <wp:inline distT="0" distB="0" distL="0" distR="0" wp14:anchorId="0D5408C5" wp14:editId="5BDAB705">
             <wp:extent cx="5400000" cy="2527088"/>
             <wp:effectExtent l="152400" t="152400" r="340995" b="343535"/>
             <wp:docPr id="182859001" name="Picture 2"/>
@@ -7089,7 +7910,7 @@
                     <pic:cNvPicPr/>
                   </pic:nvPicPr>
                   <pic:blipFill>
-                    <a:blip r:embed="rId17" cstate="print">
+                    <a:blip r:embed="rId21" cstate="print">
                       <a:extLst>
                         <a:ext uri="{28A0092B-C50C-407E-A947-70E740481C1C}">
                           <a14:useLocalDpi xmlns:a14="http://schemas.microsoft.com/office/drawing/2010/main" val="0"/>
@@ -7134,8 +7955,8 @@
       </w:pPr>
     </w:p>
     <w:sectPr>
-      <w:headerReference w:type="default" r:id="rId18"/>
-      <w:footerReference w:type="default" r:id="rId19"/>
+      <w:headerReference w:type="default" r:id="rId22"/>
+      <w:footerReference w:type="default" r:id="rId23"/>
       <w:pgSz w:w="12240" w:h="15840" w:code="1"/>
       <w:pgMar w:top="1417" w:right="1701" w:bottom="1417" w:left="1701" w:header="708" w:footer="708" w:gutter="0"/>
       <w:cols w:space="708"/>
